--- a/assets/cv/Dinh-Thi-To-Nhu-CV-DigitalMarketing.docx
+++ b/assets/cv/Dinh-Thi-To-Nhu-CV-DigitalMarketing.docx
@@ -116,27 +116,66 @@
     </w:p>
     <w:p>
       <w:pPr>
-        <w:spacing w:after="140"/>
-        <w:jc w:val="both"/>
-        <w:rPr>
-          <w:rFonts w:asciiTheme="minorHAnsi" w:hAnsiTheme="minorHAnsi" w:cstheme="minorHAnsi"/>
-        </w:rPr>
-      </w:pPr>
-      <w:r>
-        <w:rPr>
-          <w:rFonts w:asciiTheme="minorHAnsi" w:hAnsiTheme="minorHAnsi" w:cstheme="minorHAnsi"/>
-          <w:sz w:val="21"/>
-          <w:szCs w:val="21"/>
-        </w:rPr>
-        <w:t>Cử nhân Marketing với kinh nghiệm thực tế về SEO On-page, quảng cáo Facebook Ads và sản xuất nội dung TikTok. Có tư duy tối ưu dựa trên dữ liệu, từng giúp tăng 350% organic clicks cho một nhóm từ khóa và tăng 10.000 lượt theo dõi Fanpage thông qua các chiến dịch Facebook Ads.</w:t>
-      </w:r>
-    </w:p>
-    <w:p>
-      <w:pPr>
         <w:pBdr>
           <w:bottom w:val="single" w:sz="6" w:space="2" w:color="111111"/>
         </w:pBdr>
         <w:spacing w:before="170" w:after="70"/>
+        <w:jc w:val="both"/>
+        <w:rPr>
+          <w:rFonts w:asciiTheme="minorHAnsi" w:hAnsiTheme="minorHAnsi" w:cstheme="minorHAnsi"/>
+          <w:sz w:val="21"/>
+          <w:szCs w:val="21"/>
+        </w:rPr>
+      </w:pPr>
+      <w:r>
+        <w:rPr>
+          <w:rFonts w:asciiTheme="minorHAnsi" w:hAnsiTheme="minorHAnsi" w:cstheme="minorHAnsi"/>
+          <w:sz w:val="21"/>
+          <w:szCs w:val="21"/>
+        </w:rPr>
+        <w:t>Cử nhân Marketing</w:t>
+      </w:r>
+      <w:r>
+        <w:rPr>
+          <w:rFonts w:asciiTheme="minorHAnsi" w:hAnsiTheme="minorHAnsi" w:cstheme="minorHAnsi"/>
+          <w:sz w:val="21"/>
+          <w:szCs w:val="21"/>
+        </w:rPr>
+        <w:t xml:space="preserve"> tốt nghiệp loại Giỏi,</w:t>
+      </w:r>
+      <w:r>
+        <w:rPr>
+          <w:rFonts w:asciiTheme="minorHAnsi" w:hAnsiTheme="minorHAnsi" w:cstheme="minorHAnsi"/>
+          <w:sz w:val="21"/>
+          <w:szCs w:val="21"/>
+        </w:rPr>
+        <w:t xml:space="preserve"> có kinh nghiệm thực tế trong Digital Marketing, SEO, Content và </w:t>
+      </w:r>
+      <w:proofErr w:type="gramStart"/>
+      <w:r>
+        <w:rPr>
+          <w:rFonts w:asciiTheme="minorHAnsi" w:hAnsiTheme="minorHAnsi" w:cstheme="minorHAnsi"/>
+          <w:sz w:val="21"/>
+          <w:szCs w:val="21"/>
+        </w:rPr>
+        <w:t>Social Media</w:t>
+      </w:r>
+      <w:proofErr w:type="gramEnd"/>
+      <w:r>
+        <w:rPr>
+          <w:rFonts w:asciiTheme="minorHAnsi" w:hAnsiTheme="minorHAnsi" w:cstheme="minorHAnsi"/>
+          <w:sz w:val="21"/>
+          <w:szCs w:val="21"/>
+        </w:rPr>
+        <w:t>. Có khả năng triển khai và tối ưu các hoạt động marketing dựa trên dữ liệu, từ nghiên cứu nội dung, quản lý kênh digital đến theo dõi và phân tích hiệu quả. Mong muốn phát triển toàn diện trong ngành Marketing và tạo ra những giá trị thực tế cho doanh nghiệp.</w:t>
+      </w:r>
+    </w:p>
+    <w:p>
+      <w:pPr>
+        <w:pBdr>
+          <w:bottom w:val="single" w:sz="6" w:space="2" w:color="111111"/>
+        </w:pBdr>
+        <w:spacing w:before="170" w:after="70"/>
         <w:rPr>
           <w:rFonts w:asciiTheme="minorHAnsi" w:hAnsiTheme="minorHAnsi" w:cstheme="minorHAnsi"/>
         </w:rPr>
@@ -251,7 +290,7 @@
     <w:p>
       <w:pPr>
         <w:tabs>
-          <w:tab w:val="right" w:pos="9752"/>
+          <w:tab w:val="right" w:pos="10440"/>
         </w:tabs>
         <w:spacing w:before="40"/>
         <w:rPr>
@@ -281,9 +320,8 @@
     <w:p>
       <w:pPr>
         <w:tabs>
-          <w:tab w:val="right" w:pos="9752"/>
+          <w:tab w:val="right" w:pos="10440"/>
         </w:tabs>
-        <w:spacing w:after="40"/>
         <w:rPr>
           <w:rFonts w:asciiTheme="minorHAnsi" w:hAnsiTheme="minorHAnsi" w:cstheme="minorHAnsi"/>
           <w:b/>
@@ -321,6 +359,598 @@
           <w:szCs w:val="21"/>
         </w:rPr>
         <w:t>8/2026 – Hiện tại</w:t>
+      </w:r>
+    </w:p>
+    <w:p>
+      <w:pPr>
+        <w:pStyle w:val="ListParagraph"/>
+        <w:numPr>
+          <w:ilvl w:val="0"/>
+          <w:numId w:val="2"/>
+        </w:numPr>
+        <w:jc w:val="both"/>
+        <w:rPr>
+          <w:rFonts w:asciiTheme="minorHAnsi" w:hAnsiTheme="minorHAnsi" w:cstheme="minorHAnsi"/>
+        </w:rPr>
+      </w:pPr>
+      <w:r>
+        <w:rPr>
+          <w:rFonts w:asciiTheme="minorHAnsi" w:hAnsiTheme="minorHAnsi" w:cstheme="minorHAnsi"/>
+          <w:sz w:val="21"/>
+          <w:szCs w:val="21"/>
+        </w:rPr>
+        <w:t xml:space="preserve">Xây dựng và tối ưu nội dung SEO cho các trang sản phẩm, dịch vụ và bài viết chuyên ngành; thực hiện tối ưu tiêu đề, nội dung, cấu trúc bài viết, internal link và theo dõi các chỉ số </w:t>
+      </w:r>
+      <w:r>
+        <w:rPr>
+          <w:rFonts w:asciiTheme="minorHAnsi" w:hAnsiTheme="minorHAnsi" w:cstheme="minorHAnsi"/>
+          <w:b/>
+          <w:bCs/>
+          <w:sz w:val="21"/>
+          <w:szCs w:val="21"/>
+        </w:rPr>
+        <w:t>Clicks, Impressions, CTR và Average Position</w:t>
+      </w:r>
+      <w:r>
+        <w:rPr>
+          <w:rFonts w:asciiTheme="minorHAnsi" w:hAnsiTheme="minorHAnsi" w:cstheme="minorHAnsi"/>
+          <w:sz w:val="21"/>
+          <w:szCs w:val="21"/>
+        </w:rPr>
+        <w:t>.</w:t>
+      </w:r>
+    </w:p>
+    <w:p>
+      <w:pPr>
+        <w:pStyle w:val="ListParagraph"/>
+        <w:numPr>
+          <w:ilvl w:val="0"/>
+          <w:numId w:val="2"/>
+        </w:numPr>
+        <w:jc w:val="both"/>
+        <w:rPr>
+          <w:rFonts w:asciiTheme="minorHAnsi" w:hAnsiTheme="minorHAnsi" w:cstheme="minorHAnsi"/>
+        </w:rPr>
+      </w:pPr>
+      <w:r>
+        <w:rPr>
+          <w:rFonts w:asciiTheme="minorHAnsi" w:hAnsiTheme="minorHAnsi" w:cstheme="minorHAnsi"/>
+        </w:rPr>
+        <w:t>Triển khai và tối ưu SEO website, thực hiện nghiên cứu từ khóa, phân tích Keyword Gap đối thủ, tối ưu On-page SEO, cấu trúc nội dung và liên kết nội bộ; theo dõi hiệu suất bằng Google Search Console và các công cụ SEO.</w:t>
+      </w:r>
+    </w:p>
+    <w:p>
+      <w:pPr>
+        <w:pStyle w:val="ListParagraph"/>
+        <w:numPr>
+          <w:ilvl w:val="0"/>
+          <w:numId w:val="2"/>
+        </w:numPr>
+        <w:jc w:val="both"/>
+        <w:rPr>
+          <w:rFonts w:asciiTheme="minorHAnsi" w:hAnsiTheme="minorHAnsi" w:cstheme="minorHAnsi"/>
+        </w:rPr>
+      </w:pPr>
+      <w:r>
+        <w:rPr>
+          <w:rFonts w:asciiTheme="minorHAnsi" w:hAnsiTheme="minorHAnsi" w:cstheme="minorHAnsi"/>
+          <w:sz w:val="21"/>
+          <w:szCs w:val="21"/>
+        </w:rPr>
+        <w:t>Triển khai và hỗ trợ nội dung Facebook, bao gồm xây dựng nội dung, hình ảnh và theo dõi hiệu suất; trong kỳ báo cáo tần suất 3–4 bài/tuần; theo dõi chạy campaint Facebook Ads và theo dõi hiệu suất.</w:t>
+      </w:r>
+    </w:p>
+    <w:p>
+      <w:pPr>
+        <w:pStyle w:val="ListParagraph"/>
+        <w:numPr>
+          <w:ilvl w:val="0"/>
+          <w:numId w:val="2"/>
+        </w:numPr>
+        <w:jc w:val="both"/>
+        <w:rPr>
+          <w:rFonts w:asciiTheme="minorHAnsi" w:hAnsiTheme="minorHAnsi" w:cstheme="minorHAnsi"/>
+        </w:rPr>
+      </w:pPr>
+      <w:r>
+        <w:rPr>
+          <w:rFonts w:asciiTheme="minorHAnsi" w:hAnsiTheme="minorHAnsi" w:cstheme="minorHAnsi"/>
+        </w:rPr>
+        <w:t>Thiết kế và triển khai các ấn phẩm marketing cho website và Facebook; phối hợp cập nhật nội dung website và các hoạt động marketing theo yêu cầu kinh doanh.</w:t>
+      </w:r>
+    </w:p>
+    <w:p>
+      <w:pPr>
+        <w:rPr>
+          <w:rFonts w:asciiTheme="minorHAnsi" w:hAnsiTheme="minorHAnsi" w:cstheme="minorHAnsi"/>
+        </w:rPr>
+      </w:pPr>
+      <w:r>
+        <w:rPr>
+          <w:rFonts w:asciiTheme="minorHAnsi" w:hAnsiTheme="minorHAnsi" w:cstheme="minorHAnsi"/>
+          <w:b/>
+          <w:bCs/>
+          <w:sz w:val="21"/>
+          <w:szCs w:val="21"/>
+        </w:rPr>
+        <w:t>Thành tích:</w:t>
+      </w:r>
+    </w:p>
+    <w:p>
+      <w:pPr>
+        <w:pStyle w:val="ListParagraph"/>
+        <w:numPr>
+          <w:ilvl w:val="0"/>
+          <w:numId w:val="2"/>
+        </w:numPr>
+        <w:jc w:val="both"/>
+        <w:rPr>
+          <w:rFonts w:asciiTheme="minorHAnsi" w:hAnsiTheme="minorHAnsi" w:cstheme="minorHAnsi"/>
+        </w:rPr>
+      </w:pPr>
+      <w:r>
+        <w:rPr>
+          <w:rFonts w:asciiTheme="minorHAnsi" w:hAnsiTheme="minorHAnsi" w:cstheme="minorHAnsi"/>
+          <w:sz w:val="21"/>
+          <w:szCs w:val="21"/>
+        </w:rPr>
+        <w:t>Organic clicks trung bình/ngày +14,1%; CTR cải thiện từ 1,9% lên 2,9% trong 50 ngày; từ khóa "thang máy tải hàng" +350% organic clicks (2 → 9), vị trí trung bình 7,5 → 6,5.</w:t>
+      </w:r>
+    </w:p>
+    <w:p>
+      <w:pPr>
+        <w:pStyle w:val="ListParagraph"/>
+        <w:numPr>
+          <w:ilvl w:val="0"/>
+          <w:numId w:val="2"/>
+        </w:numPr>
+        <w:jc w:val="both"/>
+        <w:rPr>
+          <w:rFonts w:asciiTheme="minorHAnsi" w:hAnsiTheme="minorHAnsi" w:cstheme="minorHAnsi"/>
+        </w:rPr>
+      </w:pPr>
+      <w:r>
+        <w:rPr>
+          <w:rFonts w:asciiTheme="minorHAnsi" w:hAnsiTheme="minorHAnsi" w:cstheme="minorHAnsi"/>
+          <w:sz w:val="21"/>
+          <w:szCs w:val="21"/>
+        </w:rPr>
+        <w:t>Facebook: 25,3K lượt xem (</w:t>
+      </w:r>
+      <w:r>
+        <w:rPr>
+          <w:rFonts w:asciiTheme="minorHAnsi" w:hAnsiTheme="minorHAnsi" w:cstheme="minorHAnsi"/>
+          <w:b/>
+          <w:bCs/>
+          <w:sz w:val="21"/>
+          <w:szCs w:val="21"/>
+        </w:rPr>
+        <w:t>+136,3%</w:t>
+      </w:r>
+      <w:r>
+        <w:rPr>
+          <w:rFonts w:asciiTheme="minorHAnsi" w:hAnsiTheme="minorHAnsi" w:cstheme="minorHAnsi"/>
+          <w:sz w:val="21"/>
+          <w:szCs w:val="21"/>
+        </w:rPr>
+        <w:t>), 399 lượt click liên kết (+204,6%) và 77 tương tác (+54%)</w:t>
+      </w:r>
+      <w:r>
+        <w:rPr>
+          <w:rFonts w:asciiTheme="minorHAnsi" w:hAnsiTheme="minorHAnsi" w:cstheme="minorHAnsi"/>
+          <w:sz w:val="21"/>
+          <w:szCs w:val="21"/>
+        </w:rPr>
+        <w:t>.</w:t>
+      </w:r>
+    </w:p>
+    <w:p>
+      <w:pPr>
+        <w:tabs>
+          <w:tab w:val="right" w:pos="10440"/>
+        </w:tabs>
+        <w:rPr>
+          <w:rFonts w:asciiTheme="minorHAnsi" w:hAnsiTheme="minorHAnsi" w:cstheme="minorHAnsi"/>
+        </w:rPr>
+      </w:pPr>
+      <w:r>
+        <w:rPr>
+          <w:rFonts w:asciiTheme="minorHAnsi" w:hAnsiTheme="minorHAnsi" w:cstheme="minorHAnsi"/>
+          <w:b/>
+          <w:bCs/>
+          <w:sz w:val="21"/>
+          <w:szCs w:val="21"/>
+        </w:rPr>
+        <w:t>ANYA STORE</w:t>
+      </w:r>
+      <w:r>
+        <w:rPr>
+          <w:rFonts w:asciiTheme="minorHAnsi" w:hAnsiTheme="minorHAnsi" w:cstheme="minorHAnsi"/>
+          <w:sz w:val="21"/>
+          <w:szCs w:val="21"/>
+        </w:rPr>
+        <w:tab/>
+        <w:t>TP. Hồ Chí Minh</w:t>
+      </w:r>
+    </w:p>
+    <w:p>
+      <w:pPr>
+        <w:tabs>
+          <w:tab w:val="right" w:pos="10440"/>
+        </w:tabs>
+        <w:rPr>
+          <w:rFonts w:asciiTheme="minorHAnsi" w:hAnsiTheme="minorHAnsi" w:cstheme="minorHAnsi"/>
+          <w:b/>
+          <w:bCs/>
+        </w:rPr>
+      </w:pPr>
+      <w:r>
+        <w:rPr>
+          <w:rFonts w:asciiTheme="minorHAnsi" w:hAnsiTheme="minorHAnsi" w:cstheme="minorHAnsi"/>
+          <w:i/>
+          <w:iCs/>
+          <w:sz w:val="21"/>
+          <w:szCs w:val="21"/>
+        </w:rPr>
+        <w:t>Content Creator Part-time</w:t>
+      </w:r>
+      <w:r>
+        <w:rPr>
+          <w:rFonts w:asciiTheme="minorHAnsi" w:hAnsiTheme="minorHAnsi" w:cstheme="minorHAnsi"/>
+          <w:i/>
+          <w:iCs/>
+          <w:sz w:val="21"/>
+          <w:szCs w:val="21"/>
+        </w:rPr>
+        <w:tab/>
+      </w:r>
+      <w:r>
+        <w:rPr>
+          <w:rFonts w:asciiTheme="minorHAnsi" w:hAnsiTheme="minorHAnsi" w:cstheme="minorHAnsi"/>
+          <w:b/>
+          <w:bCs/>
+          <w:i/>
+          <w:iCs/>
+          <w:sz w:val="21"/>
+          <w:szCs w:val="21"/>
+        </w:rPr>
+        <w:t>1/2025 – 6/2025</w:t>
+      </w:r>
+    </w:p>
+    <w:p>
+      <w:pPr>
+        <w:pStyle w:val="ListParagraph"/>
+        <w:numPr>
+          <w:ilvl w:val="0"/>
+          <w:numId w:val="2"/>
+        </w:numPr>
+        <w:jc w:val="both"/>
+        <w:rPr>
+          <w:rFonts w:asciiTheme="minorHAnsi" w:hAnsiTheme="minorHAnsi" w:cstheme="minorHAnsi"/>
+        </w:rPr>
+      </w:pPr>
+      <w:r>
+        <w:rPr>
+          <w:rFonts w:asciiTheme="minorHAnsi" w:hAnsiTheme="minorHAnsi" w:cstheme="minorHAnsi"/>
+          <w:sz w:val="21"/>
+          <w:szCs w:val="21"/>
+        </w:rPr>
+        <w:t>Nghiên cứu xu hướng TikTok và xây dựng kế hoạch nội dung; theo dõi và phân tích hiệu suất để tối ưu tỷ lệ tương tác.</w:t>
+      </w:r>
+    </w:p>
+    <w:p>
+      <w:pPr>
+        <w:pStyle w:val="ListParagraph"/>
+        <w:numPr>
+          <w:ilvl w:val="0"/>
+          <w:numId w:val="2"/>
+        </w:numPr>
+        <w:jc w:val="both"/>
+        <w:rPr>
+          <w:rFonts w:asciiTheme="minorHAnsi" w:hAnsiTheme="minorHAnsi" w:cstheme="minorHAnsi"/>
+        </w:rPr>
+      </w:pPr>
+      <w:r>
+        <w:rPr>
+          <w:rFonts w:asciiTheme="minorHAnsi" w:hAnsiTheme="minorHAnsi" w:cstheme="minorHAnsi"/>
+          <w:sz w:val="21"/>
+          <w:szCs w:val="21"/>
+        </w:rPr>
+        <w:t>Hỗ trợ xây dựng nhận diện thương hiệu trên TikTok.</w:t>
+      </w:r>
+    </w:p>
+    <w:p>
+      <w:pPr>
+        <w:rPr>
+          <w:rFonts w:asciiTheme="minorHAnsi" w:hAnsiTheme="minorHAnsi" w:cstheme="minorHAnsi"/>
+        </w:rPr>
+      </w:pPr>
+      <w:r>
+        <w:rPr>
+          <w:rFonts w:asciiTheme="minorHAnsi" w:hAnsiTheme="minorHAnsi" w:cstheme="minorHAnsi"/>
+          <w:b/>
+          <w:bCs/>
+          <w:sz w:val="21"/>
+          <w:szCs w:val="21"/>
+        </w:rPr>
+        <w:t>Thành tích:</w:t>
+      </w:r>
+    </w:p>
+    <w:p>
+      <w:pPr>
+        <w:pStyle w:val="ListParagraph"/>
+        <w:numPr>
+          <w:ilvl w:val="0"/>
+          <w:numId w:val="2"/>
+        </w:numPr>
+        <w:jc w:val="both"/>
+        <w:rPr>
+          <w:rFonts w:asciiTheme="minorHAnsi" w:hAnsiTheme="minorHAnsi" w:cstheme="minorHAnsi"/>
+        </w:rPr>
+      </w:pPr>
+      <w:r>
+        <w:rPr>
+          <w:rFonts w:asciiTheme="minorHAnsi" w:hAnsiTheme="minorHAnsi" w:cstheme="minorHAnsi"/>
+          <w:sz w:val="21"/>
+          <w:szCs w:val="21"/>
+        </w:rPr>
+        <w:t>Sản xuất 10–15 video/tháng, có video đạt hơn 10.000 lượt xem tự nhiên.</w:t>
+      </w:r>
+    </w:p>
+    <w:p>
+      <w:pPr>
+        <w:tabs>
+          <w:tab w:val="right" w:pos="10440"/>
+        </w:tabs>
+        <w:rPr>
+          <w:rFonts w:asciiTheme="minorHAnsi" w:hAnsiTheme="minorHAnsi" w:cstheme="minorHAnsi"/>
+        </w:rPr>
+      </w:pPr>
+      <w:r>
+        <w:rPr>
+          <w:rFonts w:asciiTheme="minorHAnsi" w:hAnsiTheme="minorHAnsi" w:cstheme="minorHAnsi"/>
+          <w:b/>
+          <w:bCs/>
+          <w:sz w:val="21"/>
+          <w:szCs w:val="21"/>
+        </w:rPr>
+        <w:t>HUSECO</w:t>
+      </w:r>
+      <w:r>
+        <w:rPr>
+          <w:rFonts w:asciiTheme="minorHAnsi" w:hAnsiTheme="minorHAnsi" w:cstheme="minorHAnsi"/>
+          <w:sz w:val="21"/>
+          <w:szCs w:val="21"/>
+        </w:rPr>
+        <w:tab/>
+        <w:t>TP. Hồ Chí Minh</w:t>
+      </w:r>
+    </w:p>
+    <w:p>
+      <w:pPr>
+        <w:tabs>
+          <w:tab w:val="right" w:pos="10440"/>
+        </w:tabs>
+        <w:rPr>
+          <w:rFonts w:asciiTheme="minorHAnsi" w:hAnsiTheme="minorHAnsi" w:cstheme="minorHAnsi"/>
+          <w:b/>
+          <w:bCs/>
+        </w:rPr>
+      </w:pPr>
+      <w:r>
+        <w:rPr>
+          <w:rFonts w:asciiTheme="minorHAnsi" w:hAnsiTheme="minorHAnsi" w:cstheme="minorHAnsi"/>
+          <w:i/>
+          <w:iCs/>
+          <w:sz w:val="21"/>
+          <w:szCs w:val="21"/>
+        </w:rPr>
+        <w:t>Thực tập sinh Marketing</w:t>
+      </w:r>
+      <w:r>
+        <w:rPr>
+          <w:rFonts w:asciiTheme="minorHAnsi" w:hAnsiTheme="minorHAnsi" w:cstheme="minorHAnsi"/>
+          <w:i/>
+          <w:iCs/>
+          <w:sz w:val="21"/>
+          <w:szCs w:val="21"/>
+        </w:rPr>
+        <w:tab/>
+      </w:r>
+      <w:r>
+        <w:rPr>
+          <w:rFonts w:asciiTheme="minorHAnsi" w:hAnsiTheme="minorHAnsi" w:cstheme="minorHAnsi"/>
+          <w:b/>
+          <w:bCs/>
+          <w:i/>
+          <w:iCs/>
+          <w:sz w:val="21"/>
+          <w:szCs w:val="21"/>
+        </w:rPr>
+        <w:t>9/2023 – 1/2024</w:t>
+      </w:r>
+    </w:p>
+    <w:p>
+      <w:pPr>
+        <w:pStyle w:val="ListParagraph"/>
+        <w:numPr>
+          <w:ilvl w:val="0"/>
+          <w:numId w:val="2"/>
+        </w:numPr>
+        <w:jc w:val="both"/>
+        <w:rPr>
+          <w:rFonts w:asciiTheme="minorHAnsi" w:hAnsiTheme="minorHAnsi" w:cstheme="minorHAnsi"/>
+        </w:rPr>
+      </w:pPr>
+      <w:r>
+        <w:rPr>
+          <w:rFonts w:asciiTheme="minorHAnsi" w:hAnsiTheme="minorHAnsi" w:cstheme="minorHAnsi"/>
+          <w:sz w:val="21"/>
+          <w:szCs w:val="21"/>
+        </w:rPr>
+        <w:t>Lên kế hoạch và sản xuất nội dung Fanpage; chạy quảng cáo Facebook Ads.</w:t>
+      </w:r>
+    </w:p>
+    <w:p>
+      <w:pPr>
+        <w:pStyle w:val="ListParagraph"/>
+        <w:numPr>
+          <w:ilvl w:val="0"/>
+          <w:numId w:val="2"/>
+        </w:numPr>
+        <w:jc w:val="both"/>
+        <w:rPr>
+          <w:rFonts w:asciiTheme="minorHAnsi" w:hAnsiTheme="minorHAnsi" w:cstheme="minorHAnsi"/>
+        </w:rPr>
+      </w:pPr>
+      <w:r>
+        <w:rPr>
+          <w:rFonts w:asciiTheme="minorHAnsi" w:hAnsiTheme="minorHAnsi" w:cstheme="minorHAnsi"/>
+          <w:sz w:val="21"/>
+          <w:szCs w:val="21"/>
+        </w:rPr>
+        <w:t>Thiết kế, quay chụp sản phẩm và phối hợp với bộ phận Sales để thống nhất nội dung marketing.</w:t>
+      </w:r>
+    </w:p>
+    <w:p>
+      <w:pPr>
+        <w:rPr>
+          <w:rFonts w:asciiTheme="minorHAnsi" w:hAnsiTheme="minorHAnsi" w:cstheme="minorHAnsi"/>
+        </w:rPr>
+      </w:pPr>
+      <w:r>
+        <w:rPr>
+          <w:rFonts w:asciiTheme="minorHAnsi" w:hAnsiTheme="minorHAnsi" w:cstheme="minorHAnsi"/>
+          <w:b/>
+          <w:bCs/>
+          <w:sz w:val="21"/>
+          <w:szCs w:val="21"/>
+        </w:rPr>
+        <w:t>Thành tích:</w:t>
+      </w:r>
+    </w:p>
+    <w:p>
+      <w:pPr>
+        <w:pStyle w:val="ListParagraph"/>
+        <w:numPr>
+          <w:ilvl w:val="0"/>
+          <w:numId w:val="2"/>
+        </w:numPr>
+        <w:jc w:val="both"/>
+        <w:rPr>
+          <w:rFonts w:asciiTheme="minorHAnsi" w:hAnsiTheme="minorHAnsi" w:cstheme="minorHAnsi"/>
+        </w:rPr>
+      </w:pPr>
+      <w:r>
+        <w:rPr>
+          <w:rFonts w:asciiTheme="minorHAnsi" w:hAnsiTheme="minorHAnsi" w:cstheme="minorHAnsi"/>
+          <w:sz w:val="21"/>
+          <w:szCs w:val="21"/>
+        </w:rPr>
+        <w:t>Tăng 10.000 lượt theo dõi Fanpage nhờ chiến dịch Facebook Ads.</w:t>
+      </w:r>
+    </w:p>
+    <w:p>
+      <w:pPr>
+        <w:pBdr>
+          <w:bottom w:val="single" w:sz="6" w:space="2" w:color="111111"/>
+        </w:pBdr>
+        <w:spacing w:before="170" w:after="70"/>
+        <w:rPr>
+          <w:rFonts w:asciiTheme="minorHAnsi" w:hAnsiTheme="minorHAnsi" w:cstheme="minorHAnsi"/>
+        </w:rPr>
+      </w:pPr>
+      <w:r>
+        <w:rPr>
+          <w:rFonts w:asciiTheme="minorHAnsi" w:hAnsiTheme="minorHAnsi" w:cstheme="minorHAnsi"/>
+          <w:b/>
+          <w:bCs/>
+          <w:spacing w:val="12"/>
+          <w:sz w:val="22"/>
+          <w:szCs w:val="22"/>
+        </w:rPr>
+        <w:t>DỰ ÁN NỔI BẬT</w:t>
+      </w:r>
+    </w:p>
+    <w:p>
+      <w:pPr>
+        <w:tabs>
+          <w:tab w:val="right" w:pos="10440"/>
+        </w:tabs>
+        <w:spacing w:before="40"/>
+        <w:rPr>
+          <w:rFonts w:asciiTheme="minorHAnsi" w:hAnsiTheme="minorHAnsi" w:cstheme="minorHAnsi"/>
+        </w:rPr>
+      </w:pPr>
+      <w:r>
+        <w:rPr>
+          <w:rFonts w:asciiTheme="minorHAnsi" w:hAnsiTheme="minorHAnsi" w:cstheme="minorHAnsi"/>
+          <w:b/>
+          <w:bCs/>
+          <w:sz w:val="21"/>
+          <w:szCs w:val="21"/>
+        </w:rPr>
+        <w:t>SEO Website Mắt kính Eyedia</w:t>
+      </w:r>
+      <w:r>
+        <w:rPr>
+          <w:rFonts w:asciiTheme="minorHAnsi" w:hAnsiTheme="minorHAnsi" w:cstheme="minorHAnsi"/>
+          <w:i/>
+          <w:iCs/>
+          <w:sz w:val="21"/>
+          <w:szCs w:val="21"/>
+        </w:rPr>
+        <w:t xml:space="preserve"> (Dự án</w:t>
+      </w:r>
+      <w:r>
+        <w:rPr>
+          <w:rFonts w:asciiTheme="minorHAnsi" w:hAnsiTheme="minorHAnsi" w:cstheme="minorHAnsi"/>
+          <w:i/>
+          <w:iCs/>
+          <w:sz w:val="21"/>
+          <w:szCs w:val="21"/>
+        </w:rPr>
+        <w:t xml:space="preserve"> môn học Digital Marketing 4.0/4.</w:t>
+      </w:r>
+      <w:proofErr w:type="gramStart"/>
+      <w:r>
+        <w:rPr>
+          <w:rFonts w:asciiTheme="minorHAnsi" w:hAnsiTheme="minorHAnsi" w:cstheme="minorHAnsi"/>
+          <w:i/>
+          <w:iCs/>
+          <w:sz w:val="21"/>
+          <w:szCs w:val="21"/>
+        </w:rPr>
+        <w:t>0</w:t>
+      </w:r>
+      <w:r>
+        <w:rPr>
+          <w:rFonts w:asciiTheme="minorHAnsi" w:hAnsiTheme="minorHAnsi" w:cstheme="minorHAnsi"/>
+          <w:i/>
+          <w:iCs/>
+          <w:sz w:val="21"/>
+          <w:szCs w:val="21"/>
+        </w:rPr>
+        <w:t xml:space="preserve"> )</w:t>
+      </w:r>
+      <w:proofErr w:type="gramEnd"/>
+      <w:r>
+        <w:rPr>
+          <w:rFonts w:asciiTheme="minorHAnsi" w:hAnsiTheme="minorHAnsi" w:cstheme="minorHAnsi"/>
+          <w:sz w:val="21"/>
+          <w:szCs w:val="21"/>
+        </w:rPr>
+        <w:tab/>
+      </w:r>
+      <w:r>
+        <w:rPr>
+          <w:rFonts w:asciiTheme="minorHAnsi" w:hAnsiTheme="minorHAnsi" w:cstheme="minorHAnsi"/>
+          <w:b/>
+          <w:bCs/>
+          <w:sz w:val="21"/>
+          <w:szCs w:val="21"/>
+        </w:rPr>
+        <w:t>7/2025 – 10/2025</w:t>
       </w:r>
     </w:p>
     <w:p>
@@ -342,634 +972,13 @@
           <w:sz w:val="21"/>
           <w:szCs w:val="21"/>
         </w:rPr>
-        <w:t xml:space="preserve">Xây dựng và tối ưu nội dung SEO cho các trang sản phẩm, dịch vụ và bài viết chuyên ngành; thực hiện tối ưu tiêu đề, nội dung, cấu trúc bài viết, internal link và theo dõi các chỉ số </w:t>
-      </w:r>
-      <w:r>
-        <w:rPr>
-          <w:rFonts w:asciiTheme="minorHAnsi" w:hAnsiTheme="minorHAnsi" w:cstheme="minorHAnsi"/>
-          <w:b/>
-          <w:bCs/>
-          <w:sz w:val="21"/>
-          <w:szCs w:val="21"/>
-        </w:rPr>
-        <w:t>Clicks, Impressions, CTR và Average Position</w:t>
-      </w:r>
-      <w:r>
-        <w:rPr>
-          <w:rFonts w:asciiTheme="minorHAnsi" w:hAnsiTheme="minorHAnsi" w:cstheme="minorHAnsi"/>
-          <w:sz w:val="21"/>
-          <w:szCs w:val="21"/>
-        </w:rPr>
-        <w:t>.</w:t>
-      </w:r>
-    </w:p>
-    <w:p>
-      <w:pPr>
-        <w:pStyle w:val="ListParagraph"/>
-        <w:numPr>
-          <w:ilvl w:val="0"/>
-          <w:numId w:val="2"/>
-        </w:numPr>
-        <w:spacing w:after="30"/>
-        <w:jc w:val="both"/>
-        <w:rPr>
-          <w:rFonts w:asciiTheme="minorHAnsi" w:hAnsiTheme="minorHAnsi" w:cstheme="minorHAnsi"/>
-        </w:rPr>
-      </w:pPr>
-      <w:r>
-        <w:rPr>
-          <w:rFonts w:asciiTheme="minorHAnsi" w:hAnsiTheme="minorHAnsi" w:cstheme="minorHAnsi"/>
-        </w:rPr>
-        <w:t>Triển khai và tối ưu SEO website, thực hiện nghiên cứu từ khóa, phân tích Keyword Gap đối thủ, tối ưu On-page SEO, cấu trúc nội dung và liên kết nội bộ; theo dõi hiệu suất bằng Google Search Console và các công cụ SEO.</w:t>
-      </w:r>
-    </w:p>
-    <w:p>
-      <w:pPr>
-        <w:pStyle w:val="ListParagraph"/>
-        <w:numPr>
-          <w:ilvl w:val="0"/>
-          <w:numId w:val="2"/>
-        </w:numPr>
-        <w:spacing w:after="30"/>
-        <w:jc w:val="both"/>
-        <w:rPr>
-          <w:rFonts w:asciiTheme="minorHAnsi" w:hAnsiTheme="minorHAnsi" w:cstheme="minorHAnsi"/>
-        </w:rPr>
-      </w:pPr>
-      <w:r>
-        <w:rPr>
-          <w:rFonts w:asciiTheme="minorHAnsi" w:hAnsiTheme="minorHAnsi" w:cstheme="minorHAnsi"/>
-          <w:sz w:val="21"/>
-          <w:szCs w:val="21"/>
-        </w:rPr>
-        <w:t>Triển khai và hỗ trợ nội dung Facebook, bao gồm xây dựng nội dung, hình ảnh và theo dõi hiệu suất; trong kỳ báo cáo</w:t>
-      </w:r>
-      <w:r>
-        <w:rPr>
-          <w:rFonts w:asciiTheme="minorHAnsi" w:hAnsiTheme="minorHAnsi" w:cstheme="minorHAnsi"/>
-          <w:sz w:val="21"/>
-          <w:szCs w:val="21"/>
-        </w:rPr>
-        <w:t xml:space="preserve"> </w:t>
-      </w:r>
-      <w:r>
-        <w:rPr>
-          <w:rFonts w:asciiTheme="minorHAnsi" w:hAnsiTheme="minorHAnsi" w:cstheme="minorHAnsi"/>
-          <w:sz w:val="21"/>
-          <w:szCs w:val="21"/>
-        </w:rPr>
-        <w:t xml:space="preserve">tần suất 3–4 bài/tuần; </w:t>
-      </w:r>
-      <w:r>
-        <w:rPr>
-          <w:rFonts w:asciiTheme="minorHAnsi" w:hAnsiTheme="minorHAnsi" w:cstheme="minorHAnsi"/>
-          <w:sz w:val="21"/>
-          <w:szCs w:val="21"/>
-        </w:rPr>
-        <w:t xml:space="preserve">theo dõi </w:t>
-      </w:r>
-      <w:r>
-        <w:rPr>
-          <w:rFonts w:asciiTheme="minorHAnsi" w:hAnsiTheme="minorHAnsi" w:cstheme="minorHAnsi"/>
-          <w:sz w:val="21"/>
-          <w:szCs w:val="21"/>
-        </w:rPr>
-        <w:t xml:space="preserve">chạy </w:t>
-      </w:r>
-      <w:r>
-        <w:rPr>
-          <w:rFonts w:asciiTheme="minorHAnsi" w:hAnsiTheme="minorHAnsi" w:cstheme="minorHAnsi"/>
-          <w:sz w:val="21"/>
-          <w:szCs w:val="21"/>
-        </w:rPr>
-        <w:t>campaint</w:t>
-      </w:r>
-      <w:r>
-        <w:rPr>
-          <w:rFonts w:asciiTheme="minorHAnsi" w:hAnsiTheme="minorHAnsi" w:cstheme="minorHAnsi"/>
-          <w:sz w:val="21"/>
-          <w:szCs w:val="21"/>
-        </w:rPr>
-        <w:t xml:space="preserve"> Facebook Ads và theo dõi hiệu suất.</w:t>
-      </w:r>
-    </w:p>
-    <w:p>
-      <w:pPr>
-        <w:pStyle w:val="ListParagraph"/>
-        <w:numPr>
-          <w:ilvl w:val="0"/>
-          <w:numId w:val="2"/>
-        </w:numPr>
-        <w:spacing w:after="30"/>
-        <w:jc w:val="both"/>
-        <w:rPr>
-          <w:rFonts w:asciiTheme="minorHAnsi" w:hAnsiTheme="minorHAnsi" w:cstheme="minorHAnsi"/>
-        </w:rPr>
-      </w:pPr>
-      <w:r>
-        <w:rPr>
-          <w:rFonts w:asciiTheme="minorHAnsi" w:hAnsiTheme="minorHAnsi" w:cstheme="minorHAnsi"/>
-        </w:rPr>
-        <w:t>Thiết kế và triển khai các ấn phẩm marketing cho website và Facebook; phối hợp cập nhật nội dung website và các hoạt động marketing theo yêu cầu kinh doanh.</w:t>
-      </w:r>
-    </w:p>
-    <w:p>
-      <w:pPr>
-        <w:spacing w:before="20" w:after="20"/>
-        <w:rPr>
-          <w:rFonts w:asciiTheme="minorHAnsi" w:hAnsiTheme="minorHAnsi" w:cstheme="minorHAnsi"/>
-        </w:rPr>
-      </w:pPr>
-      <w:r>
-        <w:rPr>
-          <w:rFonts w:asciiTheme="minorHAnsi" w:hAnsiTheme="minorHAnsi" w:cstheme="minorHAnsi"/>
-          <w:b/>
-          <w:bCs/>
-          <w:sz w:val="21"/>
-          <w:szCs w:val="21"/>
-        </w:rPr>
-        <w:t>Thành tích:</w:t>
-      </w:r>
-    </w:p>
-    <w:p>
-      <w:pPr>
-        <w:pStyle w:val="ListParagraph"/>
-        <w:numPr>
-          <w:ilvl w:val="0"/>
-          <w:numId w:val="2"/>
-        </w:numPr>
-        <w:spacing w:after="30"/>
-        <w:jc w:val="both"/>
-        <w:rPr>
-          <w:rFonts w:asciiTheme="minorHAnsi" w:hAnsiTheme="minorHAnsi" w:cstheme="minorHAnsi"/>
-        </w:rPr>
-      </w:pPr>
-      <w:r>
-        <w:rPr>
-          <w:rFonts w:asciiTheme="minorHAnsi" w:hAnsiTheme="minorHAnsi" w:cstheme="minorHAnsi"/>
-          <w:sz w:val="21"/>
-          <w:szCs w:val="21"/>
-        </w:rPr>
-        <w:t>Organic clicks trung bình/ngày +14,1%; CTR cải thiện từ 1,9% lên 2,9% trong 50 ngày; từ khóa "thang máy tải hàng" +350% organic clicks (2 → 9), vị trí trung bình 7,5 → 6,5.</w:t>
-      </w:r>
-    </w:p>
-    <w:p>
-      <w:pPr>
-        <w:pStyle w:val="ListParagraph"/>
-        <w:numPr>
-          <w:ilvl w:val="0"/>
-          <w:numId w:val="2"/>
-        </w:numPr>
-        <w:spacing w:after="30"/>
-        <w:jc w:val="both"/>
-        <w:rPr>
-          <w:rFonts w:asciiTheme="minorHAnsi" w:hAnsiTheme="minorHAnsi" w:cstheme="minorHAnsi"/>
-        </w:rPr>
-      </w:pPr>
-      <w:r>
-        <w:rPr>
-          <w:rFonts w:asciiTheme="minorHAnsi" w:hAnsiTheme="minorHAnsi" w:cstheme="minorHAnsi"/>
-          <w:sz w:val="21"/>
-          <w:szCs w:val="21"/>
-        </w:rPr>
-        <w:t>Facebook: 25,3K lượt xem (+163,3%), 399 lượt click liên kết (+204,6%) và 77 tương tác (+54%).</w:t>
+        <w:t>Nghiên cứu bộ từ khóa ngành mắt kính, tối ưu SEO On-page (Title, Meta Description, Heading) cho 40+ bài viết; xây dựng Social Entity trên Facebook và TikTok — giúp bài viết Facebook lọt Top tìm kiếm Google với từ khóa thương hiệu.</w:t>
       </w:r>
     </w:p>
     <w:p>
       <w:pPr>
         <w:tabs>
-          <w:tab w:val="right" w:pos="9752"/>
-        </w:tabs>
-        <w:spacing w:before="40"/>
-        <w:rPr>
-          <w:rFonts w:asciiTheme="minorHAnsi" w:hAnsiTheme="minorHAnsi" w:cstheme="minorHAnsi"/>
-        </w:rPr>
-      </w:pPr>
-      <w:r>
-        <w:rPr>
-          <w:rFonts w:asciiTheme="minorHAnsi" w:hAnsiTheme="minorHAnsi" w:cstheme="minorHAnsi"/>
-          <w:b/>
-          <w:bCs/>
-          <w:sz w:val="21"/>
-          <w:szCs w:val="21"/>
-        </w:rPr>
-        <w:t>ANYA STORE</w:t>
-      </w:r>
-      <w:r>
-        <w:rPr>
-          <w:rFonts w:asciiTheme="minorHAnsi" w:hAnsiTheme="minorHAnsi" w:cstheme="minorHAnsi"/>
-          <w:sz w:val="21"/>
-          <w:szCs w:val="21"/>
-        </w:rPr>
-        <w:tab/>
-        <w:t>TP. Hồ Chí Minh</w:t>
-      </w:r>
-    </w:p>
-    <w:p>
-      <w:pPr>
-        <w:tabs>
-          <w:tab w:val="right" w:pos="9752"/>
-        </w:tabs>
-        <w:spacing w:after="40"/>
-        <w:rPr>
-          <w:rFonts w:asciiTheme="minorHAnsi" w:hAnsiTheme="minorHAnsi" w:cstheme="minorHAnsi"/>
-          <w:b/>
-          <w:bCs/>
-        </w:rPr>
-      </w:pPr>
-      <w:r>
-        <w:rPr>
-          <w:rFonts w:asciiTheme="minorHAnsi" w:hAnsiTheme="minorHAnsi" w:cstheme="minorHAnsi"/>
-          <w:i/>
-          <w:iCs/>
-          <w:sz w:val="21"/>
-          <w:szCs w:val="21"/>
-        </w:rPr>
-        <w:t>Content Creator Part-time</w:t>
-      </w:r>
-      <w:r>
-        <w:rPr>
-          <w:rFonts w:asciiTheme="minorHAnsi" w:hAnsiTheme="minorHAnsi" w:cstheme="minorHAnsi"/>
-          <w:i/>
-          <w:iCs/>
-          <w:sz w:val="21"/>
-          <w:szCs w:val="21"/>
-        </w:rPr>
-        <w:tab/>
-      </w:r>
-      <w:r>
-        <w:rPr>
-          <w:rFonts w:asciiTheme="minorHAnsi" w:hAnsiTheme="minorHAnsi" w:cstheme="minorHAnsi"/>
-          <w:b/>
-          <w:bCs/>
-          <w:i/>
-          <w:iCs/>
-          <w:sz w:val="21"/>
-          <w:szCs w:val="21"/>
-        </w:rPr>
-        <w:t>1/2025 – 6/2025</w:t>
-      </w:r>
-    </w:p>
-    <w:p>
-      <w:pPr>
-        <w:pStyle w:val="ListParagraph"/>
-        <w:numPr>
-          <w:ilvl w:val="0"/>
-          <w:numId w:val="2"/>
-        </w:numPr>
-        <w:spacing w:after="30"/>
-        <w:jc w:val="both"/>
-        <w:rPr>
-          <w:rFonts w:asciiTheme="minorHAnsi" w:hAnsiTheme="minorHAnsi" w:cstheme="minorHAnsi"/>
-        </w:rPr>
-      </w:pPr>
-      <w:r>
-        <w:rPr>
-          <w:rFonts w:asciiTheme="minorHAnsi" w:hAnsiTheme="minorHAnsi" w:cstheme="minorHAnsi"/>
-          <w:sz w:val="21"/>
-          <w:szCs w:val="21"/>
-        </w:rPr>
-        <w:t>Nghiên cứu xu hướng TikTok và xây dựng kế hoạch nội dung; theo dõi và phân tích hiệu suất để tối ưu tỷ lệ tương tác.</w:t>
-      </w:r>
-    </w:p>
-    <w:p>
-      <w:pPr>
-        <w:pStyle w:val="ListParagraph"/>
-        <w:numPr>
-          <w:ilvl w:val="0"/>
-          <w:numId w:val="2"/>
-        </w:numPr>
-        <w:spacing w:after="30"/>
-        <w:jc w:val="both"/>
-        <w:rPr>
-          <w:rFonts w:asciiTheme="minorHAnsi" w:hAnsiTheme="minorHAnsi" w:cstheme="minorHAnsi"/>
-        </w:rPr>
-      </w:pPr>
-      <w:r>
-        <w:rPr>
-          <w:rFonts w:asciiTheme="minorHAnsi" w:hAnsiTheme="minorHAnsi" w:cstheme="minorHAnsi"/>
-          <w:sz w:val="21"/>
-          <w:szCs w:val="21"/>
-        </w:rPr>
-        <w:t>Hỗ trợ xây dựng nhận diện thương hiệu trên TikTok.</w:t>
-      </w:r>
-    </w:p>
-    <w:p>
-      <w:pPr>
-        <w:spacing w:before="20" w:after="20"/>
-        <w:rPr>
-          <w:rFonts w:asciiTheme="minorHAnsi" w:hAnsiTheme="minorHAnsi" w:cstheme="minorHAnsi"/>
-        </w:rPr>
-      </w:pPr>
-      <w:r>
-        <w:rPr>
-          <w:rFonts w:asciiTheme="minorHAnsi" w:hAnsiTheme="minorHAnsi" w:cstheme="minorHAnsi"/>
-          <w:b/>
-          <w:bCs/>
-          <w:sz w:val="21"/>
-          <w:szCs w:val="21"/>
-        </w:rPr>
-        <w:t>Thành tích:</w:t>
-      </w:r>
-    </w:p>
-    <w:p>
-      <w:pPr>
-        <w:pStyle w:val="ListParagraph"/>
-        <w:numPr>
-          <w:ilvl w:val="0"/>
-          <w:numId w:val="2"/>
-        </w:numPr>
-        <w:spacing w:after="30"/>
-        <w:jc w:val="both"/>
-        <w:rPr>
-          <w:rFonts w:asciiTheme="minorHAnsi" w:hAnsiTheme="minorHAnsi" w:cstheme="minorHAnsi"/>
-        </w:rPr>
-      </w:pPr>
-      <w:r>
-        <w:rPr>
-          <w:rFonts w:asciiTheme="minorHAnsi" w:hAnsiTheme="minorHAnsi" w:cstheme="minorHAnsi"/>
-          <w:sz w:val="21"/>
-          <w:szCs w:val="21"/>
-        </w:rPr>
-        <w:t>Sản xuất 10–15 video/tháng, có video đạt hơn 10.000 lượt xem tự nhiên.</w:t>
-      </w:r>
-    </w:p>
-    <w:p>
-      <w:pPr>
-        <w:tabs>
-          <w:tab w:val="right" w:pos="9752"/>
-        </w:tabs>
-        <w:spacing w:before="40"/>
-        <w:rPr>
-          <w:rFonts w:asciiTheme="minorHAnsi" w:hAnsiTheme="minorHAnsi" w:cstheme="minorHAnsi"/>
-        </w:rPr>
-      </w:pPr>
-      <w:r>
-        <w:rPr>
-          <w:rFonts w:asciiTheme="minorHAnsi" w:hAnsiTheme="minorHAnsi" w:cstheme="minorHAnsi"/>
-          <w:b/>
-          <w:bCs/>
-          <w:sz w:val="21"/>
-          <w:szCs w:val="21"/>
-        </w:rPr>
-        <w:t>HUSECO</w:t>
-      </w:r>
-      <w:r>
-        <w:rPr>
-          <w:rFonts w:asciiTheme="minorHAnsi" w:hAnsiTheme="minorHAnsi" w:cstheme="minorHAnsi"/>
-          <w:sz w:val="21"/>
-          <w:szCs w:val="21"/>
-        </w:rPr>
-        <w:tab/>
-        <w:t>TP. Hồ Chí Minh</w:t>
-      </w:r>
-    </w:p>
-    <w:p>
-      <w:pPr>
-        <w:tabs>
-          <w:tab w:val="right" w:pos="9752"/>
-        </w:tabs>
-        <w:spacing w:after="40"/>
-        <w:rPr>
-          <w:rFonts w:asciiTheme="minorHAnsi" w:hAnsiTheme="minorHAnsi" w:cstheme="minorHAnsi"/>
-          <w:b/>
-          <w:bCs/>
-        </w:rPr>
-      </w:pPr>
-      <w:r>
-        <w:rPr>
-          <w:rFonts w:asciiTheme="minorHAnsi" w:hAnsiTheme="minorHAnsi" w:cstheme="minorHAnsi"/>
-          <w:i/>
-          <w:iCs/>
-          <w:sz w:val="21"/>
-          <w:szCs w:val="21"/>
-        </w:rPr>
-        <w:t>Thực tập sinh Marketing</w:t>
-      </w:r>
-      <w:r>
-        <w:rPr>
-          <w:rFonts w:asciiTheme="minorHAnsi" w:hAnsiTheme="minorHAnsi" w:cstheme="minorHAnsi"/>
-          <w:i/>
-          <w:iCs/>
-          <w:sz w:val="21"/>
-          <w:szCs w:val="21"/>
-        </w:rPr>
-        <w:tab/>
-      </w:r>
-      <w:r>
-        <w:rPr>
-          <w:rFonts w:asciiTheme="minorHAnsi" w:hAnsiTheme="minorHAnsi" w:cstheme="minorHAnsi"/>
-          <w:b/>
-          <w:bCs/>
-          <w:i/>
-          <w:iCs/>
-          <w:sz w:val="21"/>
-          <w:szCs w:val="21"/>
-        </w:rPr>
-        <w:t>9/2023 – 1/2024</w:t>
-      </w:r>
-    </w:p>
-    <w:p>
-      <w:pPr>
-        <w:pStyle w:val="ListParagraph"/>
-        <w:numPr>
-          <w:ilvl w:val="0"/>
-          <w:numId w:val="2"/>
-        </w:numPr>
-        <w:spacing w:after="30"/>
-        <w:jc w:val="both"/>
-        <w:rPr>
-          <w:rFonts w:asciiTheme="minorHAnsi" w:hAnsiTheme="minorHAnsi" w:cstheme="minorHAnsi"/>
-        </w:rPr>
-      </w:pPr>
-      <w:r>
-        <w:rPr>
-          <w:rFonts w:asciiTheme="minorHAnsi" w:hAnsiTheme="minorHAnsi" w:cstheme="minorHAnsi"/>
-          <w:sz w:val="21"/>
-          <w:szCs w:val="21"/>
-        </w:rPr>
-        <w:t>Lên kế hoạch và sản xuất nội dung Fanpage; chạy quảng cáo Facebook Ads.</w:t>
-      </w:r>
-    </w:p>
-    <w:p>
-      <w:pPr>
-        <w:pStyle w:val="ListParagraph"/>
-        <w:numPr>
-          <w:ilvl w:val="0"/>
-          <w:numId w:val="2"/>
-        </w:numPr>
-        <w:spacing w:after="30"/>
-        <w:jc w:val="both"/>
-        <w:rPr>
-          <w:rFonts w:asciiTheme="minorHAnsi" w:hAnsiTheme="minorHAnsi" w:cstheme="minorHAnsi"/>
-        </w:rPr>
-      </w:pPr>
-      <w:r>
-        <w:rPr>
-          <w:rFonts w:asciiTheme="minorHAnsi" w:hAnsiTheme="minorHAnsi" w:cstheme="minorHAnsi"/>
-          <w:sz w:val="21"/>
-          <w:szCs w:val="21"/>
-        </w:rPr>
-        <w:t>Thiết kế, quay chụp sản phẩm và phối hợp với bộ phận Sales để thống nhất nội dung marketing.</w:t>
-      </w:r>
-    </w:p>
-    <w:p>
-      <w:pPr>
-        <w:spacing w:before="20" w:after="20"/>
-        <w:rPr>
-          <w:rFonts w:asciiTheme="minorHAnsi" w:hAnsiTheme="minorHAnsi" w:cstheme="minorHAnsi"/>
-        </w:rPr>
-      </w:pPr>
-      <w:r>
-        <w:rPr>
-          <w:rFonts w:asciiTheme="minorHAnsi" w:hAnsiTheme="minorHAnsi" w:cstheme="minorHAnsi"/>
-          <w:b/>
-          <w:bCs/>
-          <w:sz w:val="21"/>
-          <w:szCs w:val="21"/>
-        </w:rPr>
-        <w:t>Thành tích:</w:t>
-      </w:r>
-    </w:p>
-    <w:p>
-      <w:pPr>
-        <w:pStyle w:val="ListParagraph"/>
-        <w:numPr>
-          <w:ilvl w:val="0"/>
-          <w:numId w:val="2"/>
-        </w:numPr>
-        <w:spacing w:after="30"/>
-        <w:jc w:val="both"/>
-        <w:rPr>
-          <w:rFonts w:asciiTheme="minorHAnsi" w:hAnsiTheme="minorHAnsi" w:cstheme="minorHAnsi"/>
-        </w:rPr>
-      </w:pPr>
-      <w:r>
-        <w:rPr>
-          <w:rFonts w:asciiTheme="minorHAnsi" w:hAnsiTheme="minorHAnsi" w:cstheme="minorHAnsi"/>
-          <w:sz w:val="21"/>
-          <w:szCs w:val="21"/>
-        </w:rPr>
-        <w:t>Tăng 10.000 lượt theo dõi Fanpage nhờ chiến dịch Facebook Ads.</w:t>
-      </w:r>
-    </w:p>
-    <w:p>
-      <w:pPr>
-        <w:pBdr>
-          <w:bottom w:val="single" w:sz="6" w:space="2" w:color="111111"/>
-        </w:pBdr>
-        <w:spacing w:before="170" w:after="70"/>
-        <w:rPr>
-          <w:rFonts w:asciiTheme="minorHAnsi" w:hAnsiTheme="minorHAnsi" w:cstheme="minorHAnsi"/>
-        </w:rPr>
-      </w:pPr>
-      <w:r>
-        <w:rPr>
-          <w:rFonts w:asciiTheme="minorHAnsi" w:hAnsiTheme="minorHAnsi" w:cstheme="minorHAnsi"/>
-          <w:b/>
-          <w:bCs/>
-          <w:spacing w:val="12"/>
-          <w:sz w:val="22"/>
-          <w:szCs w:val="22"/>
-        </w:rPr>
-        <w:t>DỰ ÁN NỔI BẬT</w:t>
-      </w:r>
-    </w:p>
-    <w:p>
-      <w:pPr>
-        <w:tabs>
-          <w:tab w:val="right" w:pos="9752"/>
-        </w:tabs>
-        <w:spacing w:before="40"/>
-        <w:rPr>
-          <w:rFonts w:asciiTheme="minorHAnsi" w:hAnsiTheme="minorHAnsi" w:cstheme="minorHAnsi"/>
-        </w:rPr>
-      </w:pPr>
-      <w:r>
-        <w:rPr>
-          <w:rFonts w:asciiTheme="minorHAnsi" w:hAnsiTheme="minorHAnsi" w:cstheme="minorHAnsi"/>
-          <w:b/>
-          <w:bCs/>
-          <w:sz w:val="21"/>
-          <w:szCs w:val="21"/>
-        </w:rPr>
-        <w:t>SEO Website Mắt kính Eyedia</w:t>
-      </w:r>
-      <w:r>
-        <w:rPr>
-          <w:rFonts w:asciiTheme="minorHAnsi" w:hAnsiTheme="minorHAnsi" w:cstheme="minorHAnsi"/>
-          <w:i/>
-          <w:iCs/>
-          <w:sz w:val="21"/>
-          <w:szCs w:val="21"/>
-        </w:rPr>
-        <w:t xml:space="preserve"> (Dự án</w:t>
-      </w:r>
-      <w:r>
-        <w:rPr>
-          <w:rFonts w:asciiTheme="minorHAnsi" w:hAnsiTheme="minorHAnsi" w:cstheme="minorHAnsi"/>
-          <w:i/>
-          <w:iCs/>
-          <w:sz w:val="21"/>
-          <w:szCs w:val="21"/>
-        </w:rPr>
-        <w:t xml:space="preserve"> môn học Digital Marketing 4.0/4.0</w:t>
-      </w:r>
-      <w:r>
-        <w:rPr>
-          <w:rFonts w:asciiTheme="minorHAnsi" w:hAnsiTheme="minorHAnsi" w:cstheme="minorHAnsi"/>
-          <w:i/>
-          <w:iCs/>
-          <w:sz w:val="21"/>
-          <w:szCs w:val="21"/>
-        </w:rPr>
-        <w:t xml:space="preserve"> )</w:t>
-      </w:r>
-      <w:r>
-        <w:rPr>
-          <w:rFonts w:asciiTheme="minorHAnsi" w:hAnsiTheme="minorHAnsi" w:cstheme="minorHAnsi"/>
-          <w:sz w:val="21"/>
-          <w:szCs w:val="21"/>
-        </w:rPr>
-        <w:tab/>
-      </w:r>
-      <w:r>
-        <w:rPr>
-          <w:rFonts w:asciiTheme="minorHAnsi" w:hAnsiTheme="minorHAnsi" w:cstheme="minorHAnsi"/>
-          <w:b/>
-          <w:bCs/>
-          <w:sz w:val="21"/>
-          <w:szCs w:val="21"/>
-        </w:rPr>
-        <w:t>7/2025 – 10/2025</w:t>
-      </w:r>
-    </w:p>
-    <w:p>
-      <w:pPr>
-        <w:pStyle w:val="ListParagraph"/>
-        <w:numPr>
-          <w:ilvl w:val="0"/>
-          <w:numId w:val="2"/>
-        </w:numPr>
-        <w:spacing w:after="30"/>
-        <w:jc w:val="both"/>
-        <w:rPr>
-          <w:rFonts w:asciiTheme="minorHAnsi" w:hAnsiTheme="minorHAnsi" w:cstheme="minorHAnsi"/>
-        </w:rPr>
-      </w:pPr>
-      <w:r>
-        <w:rPr>
-          <w:rFonts w:asciiTheme="minorHAnsi" w:hAnsiTheme="minorHAnsi" w:cstheme="minorHAnsi"/>
-          <w:sz w:val="21"/>
-          <w:szCs w:val="21"/>
-        </w:rPr>
-        <w:t>Nghiên cứu bộ từ khóa ngành mắt kính, tối ưu SEO On-page (Title, Meta Description, Heading) cho 40+ bài viết; xây dựng Social Entity trên Facebook và TikTok — giúp bài viết Facebook lọt Top tìm kiếm Google với từ khóa thương hiệu.</w:t>
-      </w:r>
-    </w:p>
-    <w:p>
-      <w:pPr>
-        <w:tabs>
-          <w:tab w:val="right" w:pos="9752"/>
+          <w:tab w:val="right" w:pos="10440"/>
         </w:tabs>
         <w:spacing w:before="40"/>
         <w:rPr>

--- a/assets/cv/Dinh-Thi-To-Nhu-CV-DigitalMarketing.docx
+++ b/assets/cv/Dinh-Thi-To-Nhu-CV-DigitalMarketing.docx
@@ -592,7 +592,7 @@
           <w:sz w:val="21"/>
           <w:szCs w:val="21"/>
         </w:rPr>
-        <w:t>Content Creator Part-time</w:t>
+        <w:t>Content Creator</w:t>
       </w:r>
       <w:r>
         <w:rPr>
@@ -1853,6 +1853,7 @@
   <w:style w:type="character" w:default="1" w:styleId="DefaultParagraphFont">
     <w:name w:val="Default Paragraph Font"/>
     <w:uiPriority w:val="1"/>
+    <w:semiHidden/>
     <w:unhideWhenUsed/>
   </w:style>
   <w:style w:type="table" w:default="1" w:styleId="TableNormal">
